--- a/pr-preview/pr-65/Your-Book-Title.docx
+++ b/pr-preview/pr-65/Your-Book-Title.docx
@@ -2265,7 +2265,7 @@
         <w:t xml:space="preserve"> </w:t>
       </w:r>
       <w:r>
-        <w:t xml:space="preserve">19a81ea</w:t>
+        <w:t xml:space="preserve">50326e9</w:t>
       </w:r>
     </w:p>
     <w:p>
@@ -2287,7 +2287,7 @@
         <w:t xml:space="preserve"> </w:t>
       </w:r>
       <w:r>
-        <w:t xml:space="preserve">19a81ea29fcbc4ad1dcd2d7bea2296096680495c</w:t>
+        <w:t xml:space="preserve">50326e9ae3d5721cc5ea706f6aea4522891dc98d</w:t>
       </w:r>
     </w:p>
     <w:p>
@@ -2309,7 +2309,7 @@
         <w:t xml:space="preserve"> </w:t>
       </w:r>
       <w:r>
-        <w:t xml:space="preserve">2026-09-15 06:43:15 +0000</w:t>
+        <w:t xml:space="preserve">2026-09-15 06:52:22 +0000</w:t>
       </w:r>
     </w:p>
     <w:p>
